--- a/Claude outputs/ArticleN1_PhD_MPVICON_v4.docx
+++ b/Claude outputs/ArticleN1_PhD_MPVICON_v4.docx
@@ -41,6 +41,32 @@
         <w:rPr>
           <w:rFonts w:ascii="Calibri" w:cs="Calibri" w:eastAsia="Calibri" w:hAnsi="Calibri"/>
         </w:rPr>
+        <w:t xml:space="preserve">, Patrice Guyot</w:t>
+      </w:r>
+      <w:r>
+        <w:rPr>
+          <w:rFonts w:ascii="Calibri" w:cs="Calibri" w:eastAsia="Calibri" w:hAnsi="Calibri"/>
+          <w:vertAlign w:val="superscript"/>
+        </w:rPr>
+        <w:t xml:space="preserve">1</w:t>
+      </w:r>
+      <w:r>
+        <w:rPr>
+          <w:rFonts w:ascii="Calibri" w:cs="Calibri" w:eastAsia="Calibri" w:hAnsi="Calibri"/>
+        </w:rPr>
+        <w:t xml:space="preserve">, Simon Pla</w:t>
+      </w:r>
+      <w:r>
+        <w:rPr>
+          <w:rFonts w:ascii="Calibri" w:cs="Calibri" w:eastAsia="Calibri" w:hAnsi="Calibri"/>
+          <w:vertAlign w:val="superscript"/>
+        </w:rPr>
+        <w:t xml:space="preserve">1</w:t>
+      </w:r>
+      <w:r>
+        <w:rPr>
+          <w:rFonts w:ascii="Calibri" w:cs="Calibri" w:eastAsia="Calibri" w:hAnsi="Calibri"/>
+        </w:rPr>
         <w:t xml:space="preserve">, Ludovic Marin</w:t>
       </w:r>
       <w:r>
@@ -49,21 +75,6 @@
           <w:vertAlign w:val="superscript"/>
         </w:rPr>
         <w:t xml:space="preserve">1</w:t>
-      </w:r>
-      <w:r>
-        <w:rPr>
-          <w:rFonts w:ascii="Calibri" w:cs="Calibri" w:eastAsia="Calibri" w:hAnsi="Calibri"/>
-        </w:rPr>
-        <w:t xml:space="preserve"> </w:t>
-      </w:r>
-      <w:r>
-        <w:rPr>
-          <w:rFonts w:ascii="Calibri" w:cs="Calibri" w:eastAsia="Calibri" w:hAnsi="Calibri"/>
-          <w:b/>
-          <w:bCs/>
-          <w:highlight w:val="yellow"/>
-        </w:rPr>
-        <w:t xml:space="preserve">[À VÉRIFIER : liste et ordre des co-auteurs]</w:t>
       </w:r>
     </w:p>
     <w:p>
@@ -86,43 +97,21 @@
           <w:sz w:val="19"/>
           <w:szCs w:val="19"/>
         </w:rPr>
-        <w:t xml:space="preserve"> EuroMov Digital Health in Motion, Université de Montpellier, IMT Mines Alès, Montpellier, France </w:t>
-      </w:r>
-      <w:r>
-        <w:rPr>
-          <w:rFonts w:ascii="Calibri" w:cs="Calibri" w:eastAsia="Calibri" w:hAnsi="Calibri"/>
-          <w:b/>
-          <w:bCs/>
+        <w:t xml:space="preserve"> EuroMov Digital Health in Motion, Univ Montpellier, IMT Mines Alès, Montpellier, France</w:t>
+      </w:r>
+    </w:p>
+    <w:p>
+      <w:pPr>
+        <w:spacing w:after="120" w:line="300"/>
+        <w:jc w:val="center"/>
+      </w:pPr>
+      <w:r>
+        <w:rPr>
+          <w:rFonts w:ascii="Calibri" w:cs="Calibri" w:eastAsia="Calibri" w:hAnsi="Calibri"/>
           <w:sz w:val="19"/>
           <w:szCs w:val="19"/>
-          <w:highlight w:val="yellow"/>
-        </w:rPr>
-        <w:t xml:space="preserve">[À VÉRIFIER : affiliation]</w:t>
-      </w:r>
-    </w:p>
-    <w:p>
-      <w:pPr>
-        <w:spacing w:after="120" w:line="300"/>
-        <w:jc w:val="center"/>
-      </w:pPr>
-      <w:r>
-        <w:rPr>
-          <w:rFonts w:ascii="Calibri" w:cs="Calibri" w:eastAsia="Calibri" w:hAnsi="Calibri"/>
-          <w:sz w:val="19"/>
-          <w:szCs w:val="19"/>
-        </w:rPr>
-        <w:t xml:space="preserve">Auteur correspondant : Matys Precloux </w:t>
-      </w:r>
-      <w:r>
-        <w:rPr>
-          <w:rFonts w:ascii="Calibri" w:cs="Calibri" w:eastAsia="Calibri" w:hAnsi="Calibri"/>
-          <w:b/>
-          <w:bCs/>
-          <w:sz w:val="19"/>
-          <w:szCs w:val="19"/>
-          <w:highlight w:val="yellow"/>
-        </w:rPr>
-        <w:t xml:space="preserve">[À COMPLÉTER : adresse électronique institutionnelle]</w:t>
+        </w:rPr>
+        <w:t xml:space="preserve">Auteur correspondant : Matys Precloux (matys.precloux@umontpellier.fr)</w:t>
       </w:r>
     </w:p>
     <w:p>
@@ -1829,7 +1818,63 @@
         <w:rPr>
           <w:rFonts w:ascii="Calibri" w:cs="Calibri" w:eastAsia="Calibri" w:hAnsi="Calibri"/>
         </w:rPr>
-        <w:t xml:space="preserve">Quarante adultes (20 dyades) ont participé volontairement </w:t>
+        <w:t xml:space="preserve">Quarante adultes (20 dyades) ont participé volontairement. Ils ont été recrutés à l'Université de Montpellier et dans l'entourage des expérimentateurs. Ils avaient 23,2 ans en moyenne (ET = 3,8 ; 19–34 ans). Il y avait 18 femmes et 22 hommes. La moitié étaient étudiants en STAPS (n = 20). Les autres suivaient d'autres études (n = 9) ou n'étaient pas étudiants (n = 11). Tous sauf un pratiquaient une activité physique régulière. Selon leurs déclarations, ils passaient en moyenne 6,5 h par jour assis (ET = 1,9), 5,5 h debout (ET = 2,0) et 1,3 h en position semi-assise (ET = 0,9 ; n = 38). La position semi-debout était donc la moins habituelle des trois. Les partenaires d'une dyade pouvaient être amis, en couple, ou ne pas se connaître avant l'expérience. Aucun ne rapportait de trouble neurologique, moteur ou musculo-squelettique, et tous maîtrisaient le français. Tous ont donné leur consentement écrit. L'étude a été approuvée par le comité d'éthique de la recherche de l'Université de Montpellier (CER-UM, avis n° UM 2025-101bis).</w:t>
+      </w:r>
+    </w:p>
+    <w:p>
+      <w:pPr>
+        <w:pStyle w:val="Heading2"/>
+        <w:spacing w:after="100" w:before="200"/>
+      </w:pPr>
+      <w:r>
+        <w:rPr>
+          <w:rFonts w:ascii="Calibri" w:cs="Calibri" w:eastAsia="Calibri" w:hAnsi="Calibri"/>
+        </w:rPr>
+        <w:t xml:space="preserve">Tâche</w:t>
+      </w:r>
+    </w:p>
+    <w:p>
+      <w:pPr>
+        <w:spacing w:after="120" w:line="300"/>
+        <w:jc w:val="both"/>
+      </w:pPr>
+      <w:r>
+        <w:rPr>
+          <w:rFonts w:ascii="Calibri" w:cs="Calibri" w:eastAsia="Calibri" w:hAnsi="Calibri"/>
+        </w:rPr>
+        <w:t xml:space="preserve">Chaque dyade a conversé librement en face-à-face dans trois postures. Assis, ils étaient sur une chaise standard, les deux pieds au sol. Semi-debout, ils étaient appuyés sur un tabouret haut réglable sans dossier, les deux pieds au sol et les genoux fléchis entre 120° et 140°. Debout, ils se tenaient dans une posture naturelle, sur des repères au sol. Les membres supérieurs restaient libres dans les trois postures. Chaque condition durait environ 3 min. Nous avons donc 120 enregistrements individuels (40 participants × 3 postures). L'ordre des conditions était contrebalancé entre les dyades. Pour lancer la discussion, un sujet de conversation était affiché sur un écran (S1). Les participants devaient en discuter et prendre une décision commune. Aucune consigne ne portait sur les gestes. Les participants se tenaient à 1,45 m l'un de l'autre en moyenne (ET = 0,19), sans table entre eux.</w:t>
+      </w:r>
+    </w:p>
+    <w:p>
+      <w:pPr>
+        <w:pStyle w:val="Heading2"/>
+        <w:spacing w:after="100" w:before="200"/>
+      </w:pPr>
+      <w:r>
+        <w:rPr>
+          <w:rFonts w:ascii="Calibri" w:cs="Calibri" w:eastAsia="Calibri" w:hAnsi="Calibri"/>
+        </w:rPr>
+        <w:t xml:space="preserve">Enregistrement</w:t>
+      </w:r>
+    </w:p>
+    <w:p>
+      <w:pPr>
+        <w:spacing w:after="120" w:line="300"/>
+        <w:jc w:val="both"/>
+      </w:pPr>
+      <w:r>
+        <w:rPr>
+          <w:rFonts w:ascii="Calibri" w:cs="Calibri" w:eastAsia="Calibri" w:hAnsi="Calibri"/>
+          <w:b/>
+          <w:bCs/>
+        </w:rPr>
+        <w:t xml:space="preserve">Vicon.</w:t>
+      </w:r>
+      <w:r>
+        <w:rPr>
+          <w:rFonts w:ascii="Calibri" w:cs="Calibri" w:eastAsia="Calibri" w:hAnsi="Calibri"/>
+        </w:rPr>
+        <w:t xml:space="preserve"> Les trajectoires ont été enregistrées à 100 Hz par un système Vicon à huit caméras infrarouges (Vicon Motion Systems, Oxford, Royaume-Uni), avec le logiciel Nexus 1.8.5. Le système était calibré avec une baguette avant chaque session. Chaque participant portait des marqueurs réfléchissants de 14 mm sur les tempes et l'arrière de la tête (sur un bandeau), les acromions, les épicondyles latéraux, les poignets, le majeur, entre les omoplates et sur les pieds (cheville et orteil) </w:t>
       </w:r>
       <w:r>
         <w:rPr>
@@ -1838,153 +1883,7 @@
           <w:bCs/>
           <w:highlight w:val="yellow"/>
         </w:rPr>
-        <w:t xml:space="preserve">[À COMPLÉTER : âge M (ET), étendue ; nombre de femmes et d'hommes ; latéralité ; taille M (ET) ; relation entre partenaires ; mode de recrutement]</w:t>
-      </w:r>
-      <w:r>
-        <w:rPr>
-          <w:rFonts w:ascii="Calibri" w:cs="Calibri" w:eastAsia="Calibri" w:hAnsi="Calibri"/>
-        </w:rPr>
-        <w:t xml:space="preserve">. Aucun ne rapportait de trouble neurologique, moteur ou musculo-squelettique. Tous ont donné leur consentement écrit. L'étude a été approuvée par le comité d'éthique de la recherche de l'Université de Montpellier (CER-UM, avis n° UM 2025-101bis).</w:t>
-      </w:r>
-    </w:p>
-    <w:p>
-      <w:pPr>
-        <w:pStyle w:val="Heading2"/>
-        <w:spacing w:after="100" w:before="200"/>
-      </w:pPr>
-      <w:r>
-        <w:rPr>
-          <w:rFonts w:ascii="Calibri" w:cs="Calibri" w:eastAsia="Calibri" w:hAnsi="Calibri"/>
-        </w:rPr>
-        <w:t xml:space="preserve">Tâche</w:t>
-      </w:r>
-    </w:p>
-    <w:p>
-      <w:pPr>
-        <w:spacing w:after="120" w:line="300"/>
-        <w:jc w:val="both"/>
-      </w:pPr>
-      <w:r>
-        <w:rPr>
-          <w:rFonts w:ascii="Calibri" w:cs="Calibri" w:eastAsia="Calibri" w:hAnsi="Calibri"/>
-        </w:rPr>
-        <w:t xml:space="preserve">Chaque dyade a conversé librement en face-à-face dans trois postures : assis sur un tabouret, semi-debout (appui fessier sur une barre haute) et debout </w:t>
-      </w:r>
-      <w:r>
-        <w:rPr>
-          <w:rFonts w:ascii="Calibri" w:cs="Calibri" w:eastAsia="Calibri" w:hAnsi="Calibri"/>
-          <w:b/>
-          <w:bCs/>
-          <w:highlight w:val="yellow"/>
-        </w:rPr>
-        <w:t xml:space="preserve">[À VÉRIFIER : description exacte du support semi-debout]</w:t>
-      </w:r>
-      <w:r>
-        <w:rPr>
-          <w:rFonts w:ascii="Calibri" w:cs="Calibri" w:eastAsia="Calibri" w:hAnsi="Calibri"/>
-        </w:rPr>
-        <w:t xml:space="preserve">. Chaque condition durait environ 3 min. Nous avons donc 120 enregistrements individuels (40 participants × 3 postures). L'ordre des conditions était </w:t>
-      </w:r>
-      <w:r>
-        <w:rPr>
-          <w:rFonts w:ascii="Calibri" w:cs="Calibri" w:eastAsia="Calibri" w:hAnsi="Calibri"/>
-          <w:b/>
-          <w:bCs/>
-          <w:highlight w:val="yellow"/>
-        </w:rPr>
-        <w:t xml:space="preserve">[À COMPLÉTER : fixe / contrebalancé]</w:t>
-      </w:r>
-      <w:r>
-        <w:rPr>
-          <w:rFonts w:ascii="Calibri" w:cs="Calibri" w:eastAsia="Calibri" w:hAnsi="Calibri"/>
-        </w:rPr>
-        <w:t xml:space="preserve">. Des sujets de conversation étaient proposés (Matériel supplémentaire S1 </w:t>
-      </w:r>
-      <w:r>
-        <w:rPr>
-          <w:rFonts w:ascii="Calibri" w:cs="Calibri" w:eastAsia="Calibri" w:hAnsi="Calibri"/>
-          <w:b/>
-          <w:bCs/>
-          <w:highlight w:val="yellow"/>
-        </w:rPr>
-        <w:t xml:space="preserve">[À COMPLÉTER]</w:t>
-      </w:r>
-      <w:r>
-        <w:rPr>
-          <w:rFonts w:ascii="Calibri" w:cs="Calibri" w:eastAsia="Calibri" w:hAnsi="Calibri"/>
-        </w:rPr>
-        <w:t xml:space="preserve">). Aucune consigne ne portait sur les gestes. Les participants se tenaient à 1,45 m l'un de l'autre en moyenne (ET = 0,19), sans table entre eux.</w:t>
-      </w:r>
-    </w:p>
-    <w:p>
-      <w:pPr>
-        <w:pStyle w:val="Heading2"/>
-        <w:spacing w:after="100" w:before="200"/>
-      </w:pPr>
-      <w:r>
-        <w:rPr>
-          <w:rFonts w:ascii="Calibri" w:cs="Calibri" w:eastAsia="Calibri" w:hAnsi="Calibri"/>
-        </w:rPr>
-        <w:t xml:space="preserve">Enregistrement</w:t>
-      </w:r>
-    </w:p>
-    <w:p>
-      <w:pPr>
-        <w:spacing w:after="120" w:line="300"/>
-        <w:jc w:val="both"/>
-      </w:pPr>
-      <w:r>
-        <w:rPr>
-          <w:rFonts w:ascii="Calibri" w:cs="Calibri" w:eastAsia="Calibri" w:hAnsi="Calibri"/>
-          <w:b/>
-          <w:bCs/>
-        </w:rPr>
-        <w:t xml:space="preserve">Vicon.</w:t>
-      </w:r>
-      <w:r>
-        <w:rPr>
-          <w:rFonts w:ascii="Calibri" w:cs="Calibri" w:eastAsia="Calibri" w:hAnsi="Calibri"/>
-        </w:rPr>
-        <w:t xml:space="preserve"> Les trajectoires ont été enregistrées à 100 Hz </w:t>
-      </w:r>
-      <w:r>
-        <w:rPr>
-          <w:rFonts w:ascii="Calibri" w:cs="Calibri" w:eastAsia="Calibri" w:hAnsi="Calibri"/>
-          <w:b/>
-          <w:bCs/>
-          <w:highlight w:val="yellow"/>
-        </w:rPr>
-        <w:t xml:space="preserve">[À COMPLÉTER : nombre et modèle de caméras, logiciel, résidu de calibration]</w:t>
-      </w:r>
-      <w:r>
-        <w:rPr>
-          <w:rFonts w:ascii="Calibri" w:cs="Calibri" w:eastAsia="Calibri" w:hAnsi="Calibri"/>
-        </w:rPr>
-        <w:t xml:space="preserve">. Chaque participant portait des marqueurs sur les tempes et l'arrière de la tête (sur un bandeau), les acromions, les épicondyles latéraux, les poignets </w:t>
-      </w:r>
-      <w:r>
-        <w:rPr>
-          <w:rFonts w:ascii="Calibri" w:cs="Calibri" w:eastAsia="Calibri" w:hAnsi="Calibri"/>
-          <w:b/>
-          <w:bCs/>
-          <w:highlight w:val="yellow"/>
-        </w:rPr>
-        <w:t xml:space="preserve">[À VÉRIFIER : position exacte]</w:t>
-      </w:r>
-      <w:r>
-        <w:rPr>
-          <w:rFonts w:ascii="Calibri" w:cs="Calibri" w:eastAsia="Calibri" w:hAnsi="Calibri"/>
-        </w:rPr>
-        <w:t xml:space="preserve">, le majeur, entre les omoplates, les hanches, les genoux, les chevilles et les orteils </w:t>
-      </w:r>
-      <w:r>
-        <w:rPr>
-          <w:rFonts w:ascii="Calibri" w:cs="Calibri" w:eastAsia="Calibri" w:hAnsi="Calibri"/>
-          <w:b/>
-          <w:bCs/>
-          <w:highlight w:val="yellow"/>
-        </w:rPr>
-        <w:t xml:space="preserve">[À VÉRIFIER : position exacte des marqueurs des hanches et des genoux]</w:t>
+        <w:t xml:space="preserve">[À VÉRIFIER : liste et position exacte des marqueurs]</w:t>
       </w:r>
       <w:r>
         <w:rPr>
@@ -2473,7 +2372,7 @@
         <w:rPr>
           <w:rFonts w:ascii="Calibri" w:cs="Calibri" w:eastAsia="Calibri" w:hAnsi="Calibri"/>
         </w:rPr>
-        <w:t xml:space="preserve"> Elle sert à savoir d'où viennent les écarts : de MediaPipe lui-même, ou du passage en 2D. Nous avons estimé la position de chaque caméra par rapport au Vicon. Nous pouvions alors projeter les marqueurs Vicon dans l'image, et obtenir ce que mesurerait un système 2D parfait. Cette calibration s'appuie sur les épaules, les hanches, les genoux et les chevilles, vus par les deux systèmes. Les bras et la tête n'y participent pas. Comme elle utilise des repères MediaPipe, cette comparaison n'est pas totalement indépendante. Nous l'utilisons donc seulement pour interpréter les résultats. La calibration a échoué pour 5 enregistrements, qui sont exclus de cette comparaison (n = 115). La méthode de calibration et son contrôle sont décrits en Matériel supplémentaire (S2).</w:t>
+        <w:t xml:space="preserve"> Elle sert à savoir d'où viennent les écarts : de MediaPipe lui-même, ou du passage en 2D. Nous avons estimé la position de chaque caméra par rapport au Vicon. Nous pouvions alors projeter les marqueurs Vicon dans l'image, et obtenir ce que mesurerait un système 2D parfait. Cette calibration s'appuie sur les épaules et les chevilles, vues par les deux systèmes. Les bras et la tête n'y participent pas. Comme elle utilise des repères MediaPipe, cette comparaison n'est pas totalement indépendante. Nous l'utilisons donc seulement pour interpréter les résultats. La calibration a échoué pour 5 enregistrements, qui sont exclus de cette comparaison (n = 115). La méthode de calibration et son contrôle sont décrits en Matériel supplémentaire (S2).</w:t>
       </w:r>
     </w:p>
     <w:p>
@@ -8623,7 +8522,55 @@
         <w:rPr>
           <w:rFonts w:ascii="Calibri" w:cs="Calibri" w:eastAsia="Calibri" w:hAnsi="Calibri"/>
         </w:rPr>
-        <w:t xml:space="preserve"> n'ont été testés que sur 20 enregistrements. Nous avons utilisé une seule version de MediaPipe (0.10.14, complexité 1), avec son lissage par défaut. Enfin, nos résultats portent sur des conversations de 3 min entre adultes </w:t>
+        <w:t xml:space="preserve"> n'ont été testés que sur 20 enregistrements. Nous avons utilisé une seule version de MediaPipe (0.10.14, complexité 1), avec son lissage par défaut. Enfin, nos résultats portent sur des conversations de 3 min entre jeunes adultes physiquement actifs, dont la moitié étudiaient en STAPS. Ils ne valent pas forcément pour d'autres populations ou d'autres tâches.</w:t>
+      </w:r>
+    </w:p>
+    <w:p>
+      <w:pPr>
+        <w:pStyle w:val="Heading1"/>
+        <w:spacing w:after="120" w:before="300"/>
+      </w:pPr>
+      <w:r>
+        <w:rPr>
+          <w:rFonts w:ascii="Calibri" w:cs="Calibri" w:eastAsia="Calibri" w:hAnsi="Calibri"/>
+        </w:rPr>
+        <w:t xml:space="preserve">Conclusion</w:t>
+      </w:r>
+    </w:p>
+    <w:p>
+      <w:pPr>
+        <w:spacing w:after="120" w:line="300"/>
+        <w:jc w:val="both"/>
+      </w:pPr>
+      <w:r>
+        <w:rPr>
+          <w:rFonts w:ascii="Calibri" w:cs="Calibri" w:eastAsia="Calibri" w:hAnsi="Calibri"/>
+        </w:rPr>
+        <w:t xml:space="preserve">Dans une conversation filmée avec une caméra placée sur le côté, MediaPipe mesure bien la quantité de mouvement des mains. Il permet aussi de comparer, en relatif, les mouvements de la tête et l'amplitude des gestes. Il ne permet pas de mesurer des angles ou des amplitudes en valeur absolue, à cause de la projection en 2D. C'est surtout vrai pour les segments qui ne font pas face à la caméra. Le choix de l'outil dépend donc de ce que l'on veut mesurer. Pour des mesures globales du mouvement, MediaPipe est une option moins intrusive. Pour mesurer précisément des angles articulaires, un système 3D reste nécessaire.</w:t>
+      </w:r>
+    </w:p>
+    <w:p>
+      <w:pPr>
+        <w:pStyle w:val="Heading1"/>
+        <w:spacing w:after="120" w:before="300"/>
+      </w:pPr>
+      <w:r>
+        <w:rPr>
+          <w:rFonts w:ascii="Calibri" w:cs="Calibri" w:eastAsia="Calibri" w:hAnsi="Calibri"/>
+        </w:rPr>
+        <w:t xml:space="preserve">Disponibilité des données et du code</w:t>
+      </w:r>
+    </w:p>
+    <w:p>
+      <w:pPr>
+        <w:spacing w:after="120" w:line="300"/>
+        <w:jc w:val="both"/>
+      </w:pPr>
+      <w:r>
+        <w:rPr>
+          <w:rFonts w:ascii="Calibri" w:cs="Calibri" w:eastAsia="Calibri" w:hAnsi="Calibri"/>
+        </w:rPr>
+        <w:t xml:space="preserve">Le code d'analyse est disponible sur </w:t>
       </w:r>
       <w:r>
         <w:rPr>
@@ -8632,13 +8579,13 @@
           <w:bCs/>
           <w:highlight w:val="yellow"/>
         </w:rPr>
-        <w:t xml:space="preserve">[À COMPLÉTER : caractéristiques de l'échantillon]</w:t>
-      </w:r>
-      <w:r>
-        <w:rPr>
-          <w:rFonts w:ascii="Calibri" w:cs="Calibri" w:eastAsia="Calibri" w:hAnsi="Calibri"/>
-        </w:rPr>
-        <w:t xml:space="preserve">. Ils ne valent pas forcément pour d'autres populations ou d'autres tâches.</w:t>
+        <w:t xml:space="preserve">[À COMPLÉTER : URL GitHub et DOI Zenodo]</w:t>
+      </w:r>
+      <w:r>
+        <w:rPr>
+          <w:rFonts w:ascii="Calibri" w:cs="Calibri" w:eastAsia="Calibri" w:hAnsi="Calibri"/>
+        </w:rPr>
+        <w:t xml:space="preserve">. Les vidéos et les trajectoires brutes permettent d'identifier les participants et ne peuvent pas être partagées. Les tableaux de résultats par enregistrement sont disponibles dans le dépôt.</w:t>
       </w:r>
     </w:p>
     <w:p>
@@ -8650,7 +8597,7 @@
         <w:rPr>
           <w:rFonts w:ascii="Calibri" w:cs="Calibri" w:eastAsia="Calibri" w:hAnsi="Calibri"/>
         </w:rPr>
-        <w:t xml:space="preserve">Conclusion</w:t>
+        <w:t xml:space="preserve">Financement et conflits d'intérêts</w:t>
       </w:r>
     </w:p>
     <w:p>
@@ -8662,31 +8609,7 @@
         <w:rPr>
           <w:rFonts w:ascii="Calibri" w:cs="Calibri" w:eastAsia="Calibri" w:hAnsi="Calibri"/>
         </w:rPr>
-        <w:t xml:space="preserve">Dans une conversation filmée avec une caméra placée sur le côté, MediaPipe mesure bien la quantité de mouvement des mains. Il permet aussi de comparer, en relatif, les mouvements de la tête et l'amplitude des gestes. Il ne permet pas de mesurer des angles ou des amplitudes en valeur absolue, à cause de la projection en 2D. C'est surtout vrai pour les segments qui ne font pas face à la caméra. Le choix de l'outil dépend donc de ce que l'on veut mesurer. Pour des mesures globales du mouvement, MediaPipe est une option moins intrusive. Pour mesurer précisément des angles articulaires, un système 3D reste nécessaire.</w:t>
-      </w:r>
-    </w:p>
-    <w:p>
-      <w:pPr>
-        <w:pStyle w:val="Heading1"/>
-        <w:spacing w:after="120" w:before="300"/>
-      </w:pPr>
-      <w:r>
-        <w:rPr>
-          <w:rFonts w:ascii="Calibri" w:cs="Calibri" w:eastAsia="Calibri" w:hAnsi="Calibri"/>
-        </w:rPr>
-        <w:t xml:space="preserve">Disponibilité des données et du code</w:t>
-      </w:r>
-    </w:p>
-    <w:p>
-      <w:pPr>
-        <w:spacing w:after="120" w:line="300"/>
-        <w:jc w:val="both"/>
-      </w:pPr>
-      <w:r>
-        <w:rPr>
-          <w:rFonts w:ascii="Calibri" w:cs="Calibri" w:eastAsia="Calibri" w:hAnsi="Calibri"/>
-        </w:rPr>
-        <w:t xml:space="preserve">Le code d'analyse est disponible sur </w:t>
+        <w:t xml:space="preserve">Ce travail a été financé par l'Agence nationale de la recherche (ANR) dans le cadre du projet SyncoGest (ANR-24-CE23-2926-03). Les auteurs déclarent n'avoir aucun conflit d'intérêts. </w:t>
       </w:r>
       <w:r>
         <w:rPr>
@@ -8695,40 +8618,7 @@
           <w:bCs/>
           <w:highlight w:val="yellow"/>
         </w:rPr>
-        <w:t xml:space="preserve">[À COMPLÉTER : URL GitHub et DOI Zenodo]</w:t>
-      </w:r>
-      <w:r>
-        <w:rPr>
-          <w:rFonts w:ascii="Calibri" w:cs="Calibri" w:eastAsia="Calibri" w:hAnsi="Calibri"/>
-        </w:rPr>
-        <w:t xml:space="preserve">. Les vidéos et les trajectoires brutes permettent d'identifier les participants et ne peuvent pas être partagées. Les tableaux de résultats par enregistrement sont disponibles dans le dépôt.</w:t>
-      </w:r>
-    </w:p>
-    <w:p>
-      <w:pPr>
-        <w:pStyle w:val="Heading1"/>
-        <w:spacing w:after="120" w:before="300"/>
-      </w:pPr>
-      <w:r>
-        <w:rPr>
-          <w:rFonts w:ascii="Calibri" w:cs="Calibri" w:eastAsia="Calibri" w:hAnsi="Calibri"/>
-        </w:rPr>
-        <w:t xml:space="preserve">Financement et conflits d'intérêts</w:t>
-      </w:r>
-    </w:p>
-    <w:p>
-      <w:pPr>
-        <w:spacing w:after="120" w:line="300"/>
-        <w:jc w:val="both"/>
-      </w:pPr>
-      <w:r>
-        <w:rPr>
-          <w:rFonts w:ascii="Calibri" w:cs="Calibri" w:eastAsia="Calibri" w:hAnsi="Calibri"/>
-          <w:b/>
-          <w:bCs/>
-          <w:highlight w:val="yellow"/>
-        </w:rPr>
-        <w:t xml:space="preserve">[À COMPLÉTER : financement ; déclaration de conflits d'intérêts]</w:t>
+        <w:t xml:space="preserve">[À VÉRIFIER : absence de conflit d'intérêts]</w:t>
       </w:r>
     </w:p>
     <w:p>
@@ -9135,7 +9025,7 @@
           <w:sz w:val="20"/>
           <w:szCs w:val="20"/>
         </w:rPr>
-        <w:t xml:space="preserve">Huang, Y., Chen, S., Chen, C., Wang, S., Wu, P., Lai, D., &amp; Hsu, W. (2025). Evaluating degenerative lumbar disease with markerless 3D motion capture: Reliability and validity in sit-to-stand. </w:t>
+        <w:t xml:space="preserve">Huang, Y.-T., Chen, S.-H., Chen, C.-Y., Wang, S.-M., Wu, P.-Y., Lai, D.-M., &amp; Hsu, W.-L. (2025). Evaluating degenerative lumbar disease with markerless 3D motion capture: Reliability and validity in sit-to-stand test. </w:t>
       </w:r>
       <w:r>
         <w:rPr>
@@ -9153,18 +9043,7 @@
           <w:sz w:val="20"/>
           <w:szCs w:val="20"/>
         </w:rPr>
-        <w:t xml:space="preserve">(10), 3122. https://doi.org/10.3390/s25103122 </w:t>
-      </w:r>
-      <w:r>
-        <w:rPr>
-          <w:rFonts w:ascii="Calibri" w:cs="Calibri" w:eastAsia="Calibri" w:hAnsi="Calibri"/>
-          <w:b/>
-          <w:bCs/>
-          <w:sz w:val="20"/>
-          <w:szCs w:val="20"/>
-          <w:highlight w:val="yellow"/>
-        </w:rPr>
-        <w:t xml:space="preserve">[À VÉRIFIER : fin du titre]</w:t>
+        <w:t xml:space="preserve">(10), 3122. https://doi.org/10.3390/s25103122</w:t>
       </w:r>
     </w:p>
     <w:p>
@@ -9476,7 +9355,7 @@
           <w:sz w:val="20"/>
           <w:szCs w:val="20"/>
         </w:rPr>
-        <w:t xml:space="preserve">Menychtas, D., Petrou, N., Kansizoglou, I., Giannakou, E., Grekidis, A., Gasteratos, A., Gourgoulis, V., Douda, E., Smilios, I., Michalopoulou, M., et al. (2023). Gait analysis comparison between manual marking, 2D pose estimation algorithms, and 3D marker-based system. </w:t>
+        <w:t xml:space="preserve">Menychtas, D., Petrou, N., Kansizoglou, I., Giannakou, E., Grekidis, A., Gasteratos, A., Gourgoulis, V., Douda, E., Smilios, I., Michalopoulou, M., Sirakoulis, G. Ch., &amp; Aggelousis, N. (2023). Gait analysis comparison between manual marking, 2D pose estimation algorithms, and 3D marker-based system. </w:t>
       </w:r>
       <w:r>
         <w:rPr>
@@ -9494,18 +9373,7 @@
           <w:sz w:val="20"/>
           <w:szCs w:val="20"/>
         </w:rPr>
-        <w:t xml:space="preserve">, 1238134. https://doi.org/10.3389/fresc.2023.1238134 </w:t>
-      </w:r>
-      <w:r>
-        <w:rPr>
-          <w:rFonts w:ascii="Calibri" w:cs="Calibri" w:eastAsia="Calibri" w:hAnsi="Calibri"/>
-          <w:b/>
-          <w:bCs/>
-          <w:sz w:val="20"/>
-          <w:szCs w:val="20"/>
-          <w:highlight w:val="yellow"/>
-        </w:rPr>
-        <w:t xml:space="preserve">[À VÉRIFIER : liste complète des auteurs]</w:t>
+        <w:t xml:space="preserve">, 1238134. https://doi.org/10.3389/fresc.2023.1238134</w:t>
       </w:r>
     </w:p>
     <w:p>
@@ -9922,28 +9790,19 @@
         <w:rPr>
           <w:rFonts w:ascii="Calibri" w:cs="Calibri" w:eastAsia="Calibri" w:hAnsi="Calibri"/>
         </w:rPr>
-        <w:t xml:space="preserve"> </w:t>
-      </w:r>
+        <w:t xml:space="preserve"> Trois sujets ont été utilisés, un par condition. Ils étaient toujours présentés dans le même ordre. Comme l'ordre des postures était contrebalancé, un même sujet n'était pas toujours associé à la même posture. (1) Île déserte : choisir ensemble quatre objets et un seul moyen de communication avec le monde extérieur, et expliquer ses choix. (2) Maison du futur : définir au moins quatre caractéristiques d'une maison innovante, écologique et confortable pour vivre dans 50 ans (technologies, matériaux, organisation des espaces, environnement). (3) Repas pour des amis étrangers : élaborer un menu complet (entrée, plat, dessert, boissons) faisant découvrir des spécialités locales, et au moins une activité conviviale pour la soirée.</w:t>
+      </w:r>
+    </w:p>
+    <w:p>
+      <w:pPr>
+        <w:spacing w:after="120" w:line="300"/>
+        <w:jc w:val="both"/>
+      </w:pPr>
       <w:r>
         <w:rPr>
           <w:rFonts w:ascii="Calibri" w:cs="Calibri" w:eastAsia="Calibri" w:hAnsi="Calibri"/>
           <w:b/>
           <w:bCs/>
-          <w:highlight w:val="yellow"/>
-        </w:rPr>
-        <w:t xml:space="preserve">[À COMPLÉTER : liste des sujets proposés]</w:t>
-      </w:r>
-    </w:p>
-    <w:p>
-      <w:pPr>
-        <w:spacing w:after="120" w:line="300"/>
-        <w:jc w:val="both"/>
-      </w:pPr>
-      <w:r>
-        <w:rPr>
-          <w:rFonts w:ascii="Calibri" w:cs="Calibri" w:eastAsia="Calibri" w:hAnsi="Calibri"/>
-          <w:b/>
-          <w:bCs/>
         </w:rPr>
         <w:t xml:space="preserve">S2. Calibration des caméras.</w:t>
       </w:r>
@@ -9951,7 +9810,7 @@
         <w:rPr>
           <w:rFonts w:ascii="Calibri" w:cs="Calibri" w:eastAsia="Calibri" w:hAnsi="Calibri"/>
         </w:rPr>
-        <w:t xml:space="preserve"> Pour chaque enregistrement, nous avons estimé la projection entre l'espace du Vicon et l'image par une transformation linéaire directe (Hartley &amp; Zisserman, 2004). Elle relie les marqueurs Vicon des épaules, des hanches, des genoux et des chevilles aux repères MediaPipe correspondants. Le participant occupe peu de profondeur et se trouve à plusieurs mètres de la caméra. Le modèle perspectif était alors parfois instable. Dans ce cas, nous avons utilisé un modèle de caméra affine (41 enregistrements). L'erreur de calibration médiane était de 2,8 pixels (IQR 2,0–5,3).</w:t>
+        <w:t xml:space="preserve"> Pour chaque enregistrement, nous avons estimé la projection entre l'espace du Vicon et l'image par une transformation linéaire directe (Hartley &amp; Zisserman, 2004). Elle relie les marqueurs Vicon des épaules et des chevilles aux repères MediaPipe correspondants. Pour les deux enregistrements où des marqueurs de hanches et de genoux avaient été posés (dyade 1, posture assise), ces marqueurs ont aussi été utilisés. Les marqueurs des orteils n'ont pas été retenus, car les pieds étaient souvent hors champ ou mal détectés dans les vidéos recadrées. Le participant occupe peu de profondeur et se trouve à plusieurs mètres de la caméra. Le modèle perspectif était alors parfois instable. Dans ce cas, nous avons utilisé un modèle de caméra affine (41 enregistrements). L'erreur de calibration médiane était de 2,8 pixels (IQR 2,0–5,3).</w:t>
       </w:r>
     </w:p>
     <w:p>
